--- a/thesis/docx/viva_preparation.docx
+++ b/thesis/docx/viva_preparation.docx
@@ -6419,7 +6419,7 @@
           <w:b/>
           <w:bCs/>
         </w:rPr>
-        <w:t xml:space="preserve">0.889 to 0.921</w:t>
+        <w:t xml:space="preserve">0.876 to 0.933</w:t>
       </w:r>
       <w:r>
         <w:t xml:space="preserve"> </w:t>
@@ -6431,7 +6431,7 @@
         <w:t xml:space="preserve"> </w:t>
       </w:r>
       <w:r>
-        <w:t xml:space="preserve">sizes from 1.007 to 1.079.</w:t>
+        <w:t xml:space="preserve">sizes from 0.956 to 1.215.</w:t>
       </w:r>
     </w:p>
     <w:p>
@@ -6443,43 +6443,218 @@
           <w:b/>
           <w:bCs/>
         </w:rPr>
-        <w:t xml:space="preserve">Volunteer this:</w:t>
-      </w:r>
-      <w:r>
-        <w:t xml:space="preserve"> </w:t>
-      </w:r>
-      <w:r>
-        <w:t xml:space="preserve">two endpoints undershoot, MAO-A at 0.889 and MAO-B at 0.899. Both are marginal,</w:t>
-      </w:r>
-      <w:r>
-        <w:t xml:space="preserve"> </w:t>
-      </w:r>
-      <w:r>
-        <w:t xml:space="preserve">and the guarantee is asymptotic in the calibration-set size, but the honest phrasing is</w:t>
-      </w:r>
-      <w:r>
-        <w:t xml:space="preserve"> </w:t>
-      </w:r>
-      <w:r>
-        <w:t xml:space="preserve">“coverage</w:t>
-      </w:r>
-      <w:r>
-        <w:t xml:space="preserve"> </w:t>
-      </w:r>
-      <w:r>
-        <w:t xml:space="preserve">holds at six of eight and is marginally short at two”</w:t>
-      </w:r>
-      <w:r>
-        <w:t xml:space="preserve">, not</w:t>
-      </w:r>
-      <w:r>
-        <w:t xml:space="preserve"> </w:t>
-      </w:r>
-      <w:r>
-        <w:t xml:space="preserve">“coverage holds”</w:t>
-      </w:r>
-      <w:r>
-        <w:t xml:space="preserve">.</w:t>
+        <w:t xml:space="preserve">Volunteer this, and volunteer it first.</w:t>
+      </w:r>
+      <w:r>
+        <w:t xml:space="preserve"> </w:t>
+      </w:r>
+      <w:r>
+        <w:t xml:space="preserve">These figures replaced an earlier set because the</w:t>
+      </w:r>
+      <w:r>
+        <w:t xml:space="preserve"> </w:t>
+      </w:r>
+      <w:r>
+        <w:t xml:space="preserve">conformal analysis had not deduplicated on the feature vector, which the training code does. The</w:t>
+      </w:r>
+      <w:r>
+        <w:t xml:space="preserve"> </w:t>
+      </w:r>
+      <w:r>
+        <w:t xml:space="preserve">featuriser is stereo-blind, so stereoisomers and salt forms are byte-identical to the model, and the</w:t>
+      </w:r>
+      <w:r>
+        <w:t xml:space="preserve"> </w:t>
+      </w:r>
+      <w:r>
+        <w:t xml:space="preserve">earlier split scored it partly on memorised rows: BBB was reported on a fifth of 7,807 raw rows where</w:t>
+      </w:r>
+      <w:r>
+        <w:t xml:space="preserve"> </w:t>
+      </w:r>
+      <w:r>
+        <w:t xml:space="preserve">the model is fitted on the 3,901 that survive deduplication, a figure Chapter 3 states. Correcting it</w:t>
+      </w:r>
+      <w:r>
+        <w:t xml:space="preserve"> </w:t>
+      </w:r>
+      <w:r>
+        <w:t xml:space="preserve">made the guarantee look worse, not better. Coverage is now at or above target on</w:t>
+      </w:r>
+      <w:r>
+        <w:t xml:space="preserve"> </w:t>
+      </w:r>
+      <w:r>
+        <w:rPr>
+          <w:b/>
+          <w:bCs/>
+        </w:rPr>
+        <w:t xml:space="preserve">four of eight</w:t>
+      </w:r>
+      <w:r>
+        <w:t xml:space="preserve">,</w:t>
+      </w:r>
+      <w:r>
+        <w:t xml:space="preserve"> </w:t>
+      </w:r>
+      <w:r>
+        <w:t xml:space="preserve">not six, and the lowest is GSK-3β at 0.876. Say this before you are asked: the duplicates that were</w:t>
+      </w:r>
+      <w:r>
+        <w:t xml:space="preserve"> </w:t>
+      </w:r>
+      <w:r>
+        <w:t xml:space="preserve">removed were the easiest possible test rows.</w:t>
+      </w:r>
+    </w:p>
+    <w:p>
+      <w:pPr>
+        <w:pStyle w:val="BodyText"/>
+      </w:pPr>
+      <w:r>
+        <w:rPr>
+          <w:b/>
+          <w:bCs/>
+        </w:rPr>
+        <w:t xml:space="preserve">Know the set-size algebra, because it is a trap.</w:t>
+      </w:r>
+      <w:r>
+        <w:t xml:space="preserve"> </w:t>
+      </w:r>
+      <w:r>
+        <w:t xml:space="preserve">On two classes the mean is</w:t>
+      </w:r>
+      <w:r>
+        <w:t xml:space="preserve"> </w:t>
+      </w:r>
+      <w:r>
+        <w:t xml:space="preserve">1 + P(ambiguous) - P(empty), so an excess over 1.0 is ambiguity</w:t>
+      </w:r>
+      <w:r>
+        <w:t xml:space="preserve"> </w:t>
+      </w:r>
+      <w:r>
+        <w:rPr>
+          <w:b/>
+          <w:bCs/>
+        </w:rPr>
+        <w:t xml:space="preserve">minus</w:t>
+      </w:r>
+      <w:r>
+        <w:t xml:space="preserve"> </w:t>
+      </w:r>
+      <w:r>
+        <w:t xml:space="preserve">emptiness. An earlier draft</w:t>
+      </w:r>
+      <w:r>
+        <w:t xml:space="preserve"> </w:t>
+      </w:r>
+      <w:r>
+        <w:t xml:space="preserve">read it as</w:t>
+      </w:r>
+      <w:r>
+        <w:t xml:space="preserve"> </w:t>
+      </w:r>
+      <w:r>
+        <w:t xml:space="preserve">“ambiguous or empty”</w:t>
+      </w:r>
+      <w:r>
+        <w:t xml:space="preserve">, which has the sign wrong on one term. BACE1’s mean of</w:t>
+      </w:r>
+      <w:r>
+        <w:t xml:space="preserve"> </w:t>
+      </w:r>
+      <w:r>
+        <w:rPr>
+          <w:b/>
+          <w:bCs/>
+        </w:rPr>
+        <w:t xml:space="preserve">0.956</w:t>
+      </w:r>
+      <w:r>
+        <w:t xml:space="preserve"> </w:t>
+      </w:r>
+      <w:r>
+        <w:t xml:space="preserve">is</w:t>
+      </w:r>
+      <w:r>
+        <w:t xml:space="preserve"> </w:t>
+      </w:r>
+      <w:r>
+        <w:t xml:space="preserve">below one, which is only possible when sets are empty: it returns nothing at all for 4.4 per cent of</w:t>
+      </w:r>
+      <w:r>
+        <w:t xml:space="preserve"> </w:t>
+      </w:r>
+      <w:r>
+        <w:t xml:space="preserve">compounds. An empty set is the predictor declining to name a class at 90 per cent confidence, which</w:t>
+      </w:r>
+      <w:r>
+        <w:t xml:space="preserve"> </w:t>
+      </w:r>
+      <w:r>
+        <w:t xml:space="preserve">is the behaviour the method exists to produce, not a bug.</w:t>
+      </w:r>
+    </w:p>
+    <w:p>
+      <w:pPr>
+        <w:pStyle w:val="BodyText"/>
+      </w:pPr>
+      <w:r>
+        <w:rPr>
+          <w:b/>
+          <w:bCs/>
+        </w:rPr>
+        <w:t xml:space="preserve">The number worth quoting is BBB’s.</w:t>
+      </w:r>
+      <w:r>
+        <w:t xml:space="preserve"> </w:t>
+      </w:r>
+      <w:r>
+        <w:t xml:space="preserve">It is ambiguous on 21.5 per cent of compounds on a random</w:t>
+      </w:r>
+      <w:r>
+        <w:t xml:space="preserve"> </w:t>
+      </w:r>
+      <w:r>
+        <w:t xml:space="preserve">split and</w:t>
+      </w:r>
+      <w:r>
+        <w:t xml:space="preserve"> </w:t>
+      </w:r>
+      <w:r>
+        <w:rPr>
+          <w:b/>
+          <w:bCs/>
+        </w:rPr>
+        <w:t xml:space="preserve">27.0 per cent under a scaffold split</w:t>
+      </w:r>
+      <w:r>
+        <w:t xml:space="preserve"> </w:t>
+      </w:r>
+      <w:r>
+        <w:t xml:space="preserve">(</w:t>
+      </w:r>
+      <w:r>
+        <w:rPr>
+          <w:rStyle w:val="VerbatimChar"/>
+        </w:rPr>
+        <w:t xml:space="preserve">rf_conformal_scaffold.csv</w:t>
+      </w:r>
+      <w:r>
+        <w:t xml:space="preserve">), the regime the</w:t>
+      </w:r>
+      <w:r>
+        <w:t xml:space="preserve"> </w:t>
+      </w:r>
+      <w:r>
+        <w:t xml:space="preserve">server actually runs in. The barrier model multiplies every disease score, so that ambiguity</w:t>
+      </w:r>
+      <w:r>
+        <w:t xml:space="preserve"> </w:t>
+      </w:r>
+      <w:r>
+        <w:t xml:space="preserve">propagates into all sixteen conditions.</w:t>
       </w:r>
     </w:p>
     <w:p>
@@ -8505,7 +8680,7 @@
               <w:pStyle w:val="Compact"/>
             </w:pPr>
             <w:r>
-              <w:t xml:space="preserve">0.889 to 0.921</w:t>
+              <w:t xml:space="preserve">0.876 to 0.933</w:t>
             </w:r>
           </w:p>
         </w:tc>
@@ -8516,7 +8691,7 @@
               <w:pStyle w:val="Compact"/>
             </w:pPr>
             <w:r>
-              <w:t xml:space="preserve">set size 1.007 to 1.079</w:t>
+              <w:t xml:space="preserve">set size 0.956 to 1.215, deduplicated</w:t>
             </w:r>
           </w:p>
         </w:tc>

--- a/thesis/docx/viva_preparation.docx
+++ b/thesis/docx/viva_preparation.docx
@@ -8786,13 +8786,13 @@
                 <w:b/>
                 <w:bCs/>
               </w:rPr>
-              <w:t xml:space="preserve">0.7934</w:t>
+              <w:t xml:space="preserve">0.7666</w:t>
             </w:r>
             <w:r>
               <w:t xml:space="preserve"> </w:t>
             </w:r>
             <w:r>
-              <w:t xml:space="preserve">on 241 unseen drugs</w:t>
+              <w:t xml:space="preserve">on 227 unseen drugs</w:t>
             </w:r>
           </w:p>
         </w:tc>
@@ -8803,7 +8803,7 @@
               <w:pStyle w:val="Compact"/>
             </w:pPr>
             <w:r>
-              <w:t xml:space="preserve">0.7645 on 306, 0.7102 on the 65 memorised</w:t>
+              <w:t xml:space="preserve">0.7645 on all 306, so filtering changes nothing</w:t>
             </w:r>
           </w:p>
         </w:tc>
@@ -9617,7 +9617,7 @@
               <w:jc w:val="right"/>
             </w:pPr>
             <w:r>
-              <w:t xml:space="preserve">AUROC on 241 unseen approved drugs</w:t>
+              <w:t xml:space="preserve">AUROC on 227 unseen approved drugs</w:t>
             </w:r>
           </w:p>
         </w:tc>
@@ -9657,7 +9657,7 @@
                 <w:b/>
                 <w:bCs/>
               </w:rPr>
-              <w:t xml:space="preserve">0.7934</w:t>
+              <w:t xml:space="preserve">0.7666</w:t>
             </w:r>
           </w:p>
         </w:tc>
@@ -9693,7 +9693,7 @@
               <w:jc w:val="right"/>
             </w:pPr>
             <w:r>
-              <w:t xml:space="preserve">0.7701</w:t>
+              <w:t xml:space="preserve">0.7431</w:t>
             </w:r>
           </w:p>
         </w:tc>
@@ -9704,7 +9704,7 @@
               <w:pStyle w:val="Compact"/>
             </w:pPr>
             <w:r>
-              <w:t xml:space="preserve">−0.0233, interval −0.0553 to</w:t>
+              <w:t xml:space="preserve">−0.0235, interval −0.0580 to</w:t>
             </w:r>
             <w:r>
               <w:t xml:space="preserve"> </w:t>
@@ -9714,10 +9714,10 @@
                 <w:b/>
                 <w:bCs/>
               </w:rPr>
-              <w:t xml:space="preserve">+0.0106</w:t>
+              <w:t xml:space="preserve">+0.0154</w:t>
             </w:r>
             <w:r>
-              <w:t xml:space="preserve">, p = 0.083</w:t>
+              <w:t xml:space="preserve">, p = 0.107</w:t>
             </w:r>
           </w:p>
         </w:tc>
@@ -9742,7 +9742,7 @@
               <w:jc w:val="right"/>
             </w:pPr>
             <w:r>
-              <w:t xml:space="preserve">0.7420</w:t>
+              <w:t xml:space="preserve">0.7400</w:t>
             </w:r>
           </w:p>
         </w:tc>
@@ -9753,7 +9753,7 @@
               <w:pStyle w:val="Compact"/>
             </w:pPr>
             <w:r>
-              <w:t xml:space="preserve">−0.0514, interval −0.0940 to −0.0101</w:t>
+              <w:t xml:space="preserve">−0.0266, interval −0.0709 to +0.0160</w:t>
             </w:r>
           </w:p>
         </w:tc>
@@ -9778,7 +9778,7 @@
               <w:jc w:val="right"/>
             </w:pPr>
             <w:r>
-              <w:t xml:space="preserve">0.7440</w:t>
+              <w:t xml:space="preserve">0.7304</w:t>
             </w:r>
           </w:p>
         </w:tc>
@@ -9789,7 +9789,7 @@
               <w:pStyle w:val="Compact"/>
             </w:pPr>
             <w:r>
-              <w:t xml:space="preserve">−0.0494, interval −0.0938 to −0.0047</w:t>
+              <w:t xml:space="preserve">−0.0361, interval −0.0890 to +0.0108</w:t>
             </w:r>
           </w:p>
         </w:tc>
@@ -9814,7 +9814,7 @@
               <w:jc w:val="right"/>
             </w:pPr>
             <w:r>
-              <w:t xml:space="preserve">0.6369</w:t>
+              <w:t xml:space="preserve">0.6247</w:t>
             </w:r>
           </w:p>
         </w:tc>
@@ -9825,7 +9825,7 @@
               <w:pStyle w:val="Compact"/>
             </w:pPr>
             <w:r>
-              <w:t xml:space="preserve">−0.1565, interval −0.2108 to −0.1004</w:t>
+              <w:t xml:space="preserve">−0.1418, interval −0.2067 to −0.0836</w:t>
             </w:r>
           </w:p>
         </w:tc>
@@ -10030,13 +10030,116 @@
         <w:t xml:space="preserve"> </w:t>
       </w:r>
       <w:r>
-        <w:t xml:space="preserve">memorised. That is why the external barrier result is reported twice, 0.7645 on all 306 and 0.7934 on</w:t>
-      </w:r>
-      <w:r>
-        <w:t xml:space="preserve"> </w:t>
-      </w:r>
-      <w:r>
-        <w:t xml:space="preserve">the 241 that are also distinguishable in feature space.</w:t>
+        <w:t xml:space="preserve">memorised. That is why the external barrier result is reported twice, 0.7645 on all 306 and 0.7666 on</w:t>
+      </w:r>
+      <w:r>
+        <w:t xml:space="preserve"> </w:t>
+      </w:r>
+      <w:r>
+        <w:t xml:space="preserve">the 227 that are also distinguishable in feature space. Say that the two agree: filtering for novelty</w:t>
+      </w:r>
+      <w:r>
+        <w:t xml:space="preserve"> </w:t>
+      </w:r>
+      <w:r>
+        <w:t xml:space="preserve">does not improve the figure, which is what a genuine external result should look like. If asked</w:t>
+      </w:r>
+      <w:r>
+        <w:t xml:space="preserve"> </w:t>
+      </w:r>
+      <w:r>
+        <w:t xml:space="preserve">whether the filter was chosen to flatter the number, the answer is that it demonstrably does not.</w:t>
+      </w:r>
+    </w:p>
+    <w:p>
+      <w:pPr>
+        <w:pStyle w:val="BodyText"/>
+      </w:pPr>
+      <w:r>
+        <w:t xml:space="preserve">The 79 compounds the featuriser cannot tell apart from a training row are reported separately, at</w:t>
+      </w:r>
+      <w:r>
+        <w:t xml:space="preserve"> </w:t>
+      </w:r>
+      <w:r>
+        <w:t xml:space="preserve">AUROC</w:t>
+      </w:r>
+      <w:r>
+        <w:t xml:space="preserve"> </w:t>
+      </w:r>
+      <w:r>
+        <w:rPr>
+          <w:b/>
+          <w:bCs/>
+        </w:rPr>
+        <w:t xml:space="preserve">0.7490</w:t>
+      </w:r>
+      <w:r>
+        <w:t xml:space="preserve">. Be ready for the follow-up, because the comparison is not one-directional: their</w:t>
+      </w:r>
+      <w:r>
+        <w:t xml:space="preserve"> </w:t>
+      </w:r>
+      <w:r>
+        <w:t xml:space="preserve">AUROC is slightly lower than the novel set’s, while their accuracy is higher, 0.7595 against 0.7225.</w:t>
+      </w:r>
+      <w:r>
+        <w:t xml:space="preserve"> </w:t>
+      </w:r>
+      <w:r>
+        <w:t xml:space="preserve">The honest reading is that the model places them on the right side of the threshold more often, which</w:t>
+      </w:r>
+      <w:r>
+        <w:t xml:space="preserve"> </w:t>
+      </w:r>
+      <w:r>
+        <w:t xml:space="preserve">is what memorisation buys, without ranking them better overall. Note also that this count was</w:t>
+      </w:r>
+      <w:r>
+        <w:t xml:space="preserve"> </w:t>
+      </w:r>
+      <w:r>
+        <w:rPr>
+          <w:b/>
+          <w:bCs/>
+        </w:rPr>
+        <w:t xml:space="preserve">65</w:t>
+      </w:r>
+      <w:r>
+        <w:t xml:space="preserve"> </w:t>
+      </w:r>
+      <w:r>
+        <w:t xml:space="preserve">until the audit: the flag was computed on the raw SMILES, before the featuriser began neutralising,</w:t>
+      </w:r>
+      <w:r>
+        <w:t xml:space="preserve"> </w:t>
+      </w:r>
+      <w:r>
+        <w:t xml:space="preserve">so it described a representation the deployed model no longer uses. Fourteen compounds moved from</w:t>
+      </w:r>
+      <w:r>
+        <w:t xml:space="preserve"> </w:t>
+      </w:r>
+      <w:r>
+        <w:t xml:space="preserve">“novel”</w:t>
+      </w:r>
+      <w:r>
+        <w:t xml:space="preserve"> </w:t>
+      </w:r>
+      <w:r>
+        <w:t xml:space="preserve">to</w:t>
+      </w:r>
+      <w:r>
+        <w:t xml:space="preserve"> </w:t>
+      </w:r>
+      <w:r>
+        <w:t xml:space="preserve">“memorised”</w:t>
+      </w:r>
+      <w:r>
+        <w:t xml:space="preserve"> </w:t>
+      </w:r>
+      <w:r>
+        <w:t xml:space="preserve">when it was recomputed correctly.</w:t>
       </w:r>
     </w:p>
     <w:bookmarkEnd w:id="31"/>
@@ -10184,13 +10287,13 @@
         <w:t xml:space="preserve"> </w:t>
       </w:r>
       <w:r>
-        <w:t xml:space="preserve">from the barrier model’s training database, AUROC 0.7934 on the 241 that are also novel in feature</w:t>
-      </w:r>
-      <w:r>
-        <w:t xml:space="preserve"> </w:t>
-      </w:r>
-      <w:r>
-        <w:t xml:space="preserve">space. For the target panel no external set of this kind exists, and the reason is structural: for</w:t>
+        <w:t xml:space="preserve">from the barrier model’s training database, AUROC 0.7666 on the 227 that are also novel in feature</w:t>
+      </w:r>
+      <w:r>
+        <w:t xml:space="preserve"> </w:t>
+      </w:r>
+      <w:r>
+        <w:t xml:space="preserve">space, against 0.7645 on all 306. For the target panel no external set of this kind exists, and the reason is structural: for</w:t>
       </w:r>
       <w:r>
         <w:t xml:space="preserve"> </w:t>
@@ -10586,13 +10689,13 @@
         <w:t xml:space="preserve"> </w:t>
       </w:r>
       <w:r>
-        <w:t xml:space="preserve">barrier set is reported twice, and the 65 compounds that are feature-identical to a training compound</w:t>
-      </w:r>
-      <w:r>
-        <w:t xml:space="preserve"> </w:t>
-      </w:r>
-      <w:r>
-        <w:t xml:space="preserve">score 0.7102 against 0.7934 for the genuinely novel ones. The system is a triage tool over</w:t>
+        <w:t xml:space="preserve">barrier set is reported twice, and the 79 compounds that are feature-identical to a training compound</w:t>
+      </w:r>
+      <w:r>
+        <w:t xml:space="preserve"> </w:t>
+      </w:r>
+      <w:r>
+        <w:t xml:space="preserve">are excluded from the strict figure of 0.7666. The system is a triage tool over</w:t>
       </w:r>
       <w:r>
         <w:t xml:space="preserve"> </w:t>
